--- a/信息可视化/Output/实验材料/信息可视化设计_实验报告封面_实验4_游戏班.docx
+++ b/信息可视化/Output/实验材料/信息可视化设计_实验报告封面_实验4_游戏班.docx
@@ -393,7 +393,7 @@
           <w:sz w:val="32"/>
           <w:szCs w:val="32"/>
         </w:rPr>
-        <w:t xml:space="preserve">2026.06.26</w:t>
+        <w:t>XXXX</w:t>
       </w:r>
     </w:p>
     <w:p>

--- a/信息可视化/Output/实验材料/信息可视化设计_实验报告封面_实验4_游戏班.docx
+++ b/信息可视化/Output/实验材料/信息可视化设计_实验报告封面_实验4_游戏班.docx
@@ -410,6 +410,25 @@
     </w:p>
     <w:p>
       <w:pPr>
+        <w:widowControl/>
+        <w:jc w:val="left"/>
+        <w:rPr>
+          <w:color w:val="000000"/>
+          <w:sz w:val="30"/>
+          <w:szCs w:val="30"/>
+        </w:rPr>
+      </w:pPr>
+      <w:r>
+        <w:rPr>
+          <w:color w:val="000000"/>
+          <w:sz w:val="30"/>
+          <w:szCs w:val="30"/>
+        </w:rPr>
+        <w:br w:type="page"/>
+      </w:r>
+    </w:p>
+    <w:p>
+      <w:pPr>
         <w:spacing w:line="360" w:lineRule="auto"/>
         <w:rPr>
           <w:color w:val="000000"/>
@@ -445,7 +464,6 @@
           <w:sz w:val="44"/>
           <w:szCs w:val="44"/>
         </w:rPr>
-        <w:lastRenderedPageBreak/>
         <w:t>实验报告说明</w:t>
       </w:r>
     </w:p>
@@ -835,7 +853,6 @@
             <w:pPr>
               <w:jc w:val="center"/>
               <w:rPr>
-                <w:rFonts w:hint="eastAsia"/>
                 <w:sz w:val="24"/>
                 <w:szCs w:val="24"/>
               </w:rPr>
@@ -1013,7 +1030,6 @@
               <w:spacing w:line="288" w:lineRule="auto"/>
               <w:ind w:firstLineChars="200" w:firstLine="480"/>
               <w:rPr>
-                <w:rFonts w:hint="eastAsia"/>
                 <w:sz w:val="24"/>
                 <w:szCs w:val="24"/>
               </w:rPr>
@@ -1426,6 +1442,8 @@
           </w:tcPr>
           <w:p>
             <w:pPr>
+              <w:spacing w:line="400" w:lineRule="exact"/>
+              <w:ind w:rightChars="193" w:right="405"/>
               <w:rPr>
                 <w:b/>
                 <w:bCs/>
@@ -1447,6 +1465,8 @@
           </w:p>
           <w:p>
             <w:pPr>
+              <w:spacing w:line="400" w:lineRule="exact"/>
+              <w:ind w:rightChars="193" w:right="405"/>
               <w:rPr>
                 <w:rFonts w:ascii="SimSun" w:hAnsi="SimSun" w:cs="SimSun"/>
                 <w:b/>
@@ -1458,6 +1478,8 @@
           </w:p>
           <w:p>
             <w:pPr>
+              <w:spacing w:line="400" w:lineRule="exact"/>
+              <w:ind w:rightChars="193" w:right="405"/>
               <w:rPr>
                 <w:rFonts w:ascii="SimSun" w:hAnsi="SimSun" w:cs="SimSun"/>
                 <w:b/>
@@ -1479,52 +1501,27 @@
           </w:p>
           <w:p>
             <w:pPr>
+              <w:spacing w:line="400" w:lineRule="exact"/>
+              <w:ind w:rightChars="193" w:right="405"/>
               <w:rPr>
                 <w:rFonts w:ascii="SimSun" w:hAnsi="SimSun" w:cs="SimSun"/>
                 <w:sz w:val="24"/>
                 <w:szCs w:val="24"/>
               </w:rPr>
             </w:pPr>
-          </w:p>
-          <w:p>
-            <w:pPr>
-              <w:rPr>
-                <w:rFonts w:ascii="SimSun" w:hAnsi="SimSun" w:cs="SimSun"/>
-                <w:sz w:val="24"/>
-                <w:szCs w:val="24"/>
-              </w:rPr>
-            </w:pPr>
-          </w:p>
-          <w:p>
-            <w:pPr>
-              <w:rPr>
-                <w:rFonts w:ascii="SimSun" w:hAnsi="SimSun" w:cs="SimSun"/>
-                <w:sz w:val="24"/>
-                <w:szCs w:val="24"/>
-              </w:rPr>
-            </w:pPr>
-          </w:p>
-          <w:p>
-            <w:pPr>
-              <w:rPr>
-                <w:rFonts w:ascii="SimSun" w:hAnsi="SimSun" w:cs="SimSun"/>
-                <w:sz w:val="24"/>
-                <w:szCs w:val="24"/>
-              </w:rPr>
-            </w:pPr>
-          </w:p>
-          <w:p>
-            <w:pPr>
-              <w:rPr>
-                <w:rFonts w:ascii="SimSun" w:hAnsi="SimSun" w:cs="SimSun"/>
-                <w:sz w:val="24"/>
-                <w:szCs w:val="24"/>
-              </w:rPr>
-            </w:pPr>
-          </w:p>
-          <w:p>
-            <w:pPr>
-              <w:ind w:firstLineChars="2100" w:firstLine="5060"/>
+            <w:r>
+              <w:rPr>
+                <w:rFonts w:ascii="SimSun" w:hAnsi="SimSun" w:cs="SimSun" w:hint="eastAsia"/>
+                <w:sz w:val="24"/>
+                <w:szCs w:val="24"/>
+              </w:rPr>
+              <w:t>{{comment}}</w:t>
+            </w:r>
+          </w:p>
+          <w:p>
+            <w:pPr>
+              <w:spacing w:line="400" w:lineRule="exact"/>
+              <w:ind w:rightChars="193" w:right="405" w:firstLineChars="2100" w:firstLine="5060"/>
               <w:rPr>
                 <w:rFonts w:ascii="SimSun" w:hAnsi="SimSun" w:cs="SimSun"/>
                 <w:sz w:val="24"/>
@@ -1541,9 +1538,19 @@
               </w:rPr>
               <w:t>评分：</w:t>
             </w:r>
-          </w:p>
-          <w:p>
-            <w:pPr>
+            <w:r>
+              <w:rPr>
+                <w:rFonts w:ascii="SimSun" w:hAnsi="SimSun" w:cs="SimSun" w:hint="eastAsia"/>
+                <w:sz w:val="24"/>
+                <w:szCs w:val="24"/>
+              </w:rPr>
+              <w:t>{{score}}</w:t>
+            </w:r>
+          </w:p>
+          <w:p>
+            <w:pPr>
+              <w:spacing w:line="400" w:lineRule="exact"/>
+              <w:ind w:rightChars="193" w:right="405"/>
               <w:rPr>
                 <w:rFonts w:ascii="SimSun" w:hAnsi="SimSun" w:cs="SimSun"/>
                 <w:sz w:val="24"/>
@@ -1554,10 +1561,12 @@
           <w:p>
             <w:pPr>
               <w:wordWrap w:val="0"/>
-              <w:ind w:firstLineChars="1700" w:firstLine="4096"/>
-              <w:rPr>
-                <w:sz w:val="32"/>
-                <w:szCs w:val="32"/>
+              <w:spacing w:line="400" w:lineRule="exact"/>
+              <w:ind w:rightChars="193" w:right="405" w:firstLineChars="1700" w:firstLine="4096"/>
+              <w:rPr>
+                <w:rFonts w:ascii="SimSun" w:hAnsi="SimSun" w:cs="SimSun"/>
+                <w:sz w:val="24"/>
+                <w:szCs w:val="24"/>
               </w:rPr>
             </w:pPr>
             <w:r>
@@ -1570,6 +1579,23 @@
               </w:rPr>
               <w:t>指导教师签字：</w:t>
             </w:r>
+            <w:r>
+              <w:rPr>
+                <w:rFonts w:ascii="SimSun" w:hAnsi="SimSun" w:cs="SimSun" w:hint="eastAsia"/>
+                <w:sz w:val="24"/>
+                <w:szCs w:val="24"/>
+              </w:rPr>
+              <w:t>{{sign}}</w:t>
+            </w:r>
+          </w:p>
+          <w:p>
+            <w:pPr>
+              <w:wordWrap w:val="0"/>
+              <w:rPr>
+                <w:sz w:val="32"/>
+                <w:szCs w:val="32"/>
+              </w:rPr>
+            </w:pPr>
           </w:p>
         </w:tc>
       </w:tr>
